--- a/templates/THESIS_doc.docx
+++ b/templates/THESIS_doc.docx
@@ -44,206 +44,119 @@
     <w:p/>
     <w:p>
       <w:r>
-        <w:t xml:space="preserve">Last Name: </w:t>
-      </w:r>
-      <w:proofErr w:type="gramStart"/>
-      <w:r>
-        <w:t xml:space="preserve">{{ </w:t>
+        <w:t>Last Name: {{</w:t>
       </w:r>
       <w:proofErr w:type="spellStart"/>
       <w:r>
-        <w:t>last</w:t>
-      </w:r>
-      <w:proofErr w:type="gramEnd"/>
-      <w:r>
-        <w:t>_</w:t>
-      </w:r>
-      <w:proofErr w:type="gramStart"/>
+        <w:t>last_name</w:t>
+      </w:r>
+      <w:proofErr w:type="spellEnd"/>
+      <w:r>
+        <w:t>}}</w:t>
+      </w:r>
+    </w:p>
+    <w:p>
+      <w:r>
+        <w:t>Name: {{</w:t>
+      </w:r>
       <w:r>
         <w:t>name</w:t>
       </w:r>
+      <w:r>
+        <w:t>}}</w:t>
+      </w:r>
+    </w:p>
+    <w:p>
+      <w:r>
+        <w:t>Father’s Name: {{</w:t>
+      </w:r>
+      <w:proofErr w:type="spellStart"/>
+      <w:r>
+        <w:t>fathers_name</w:t>
+      </w:r>
       <w:proofErr w:type="spellEnd"/>
       <w:r>
-        <w:t xml:space="preserve"> }</w:t>
-      </w:r>
-      <w:proofErr w:type="gramEnd"/>
+        <w:t>}}</w:t>
+      </w:r>
+    </w:p>
+    <w:p>
+      <w:r>
+        <w:t>Registration Number: {{</w:t>
+      </w:r>
+      <w:proofErr w:type="spellStart"/>
+      <w:r>
+        <w:t>university_registration_number</w:t>
+      </w:r>
+      <w:proofErr w:type="spellEnd"/>
+      <w:r>
+        <w:t>}}</w:t>
+      </w:r>
+    </w:p>
+    <w:p/>
+    <w:p>
+      <w:r>
+        <w:t>Home Address:</w:t>
+      </w:r>
+    </w:p>
+    <w:p>
+      <w:r>
+        <w:t>Street Address: {{</w:t>
+      </w:r>
+      <w:r>
+        <w:t>address</w:t>
+      </w:r>
+      <w:r>
+        <w:t>}}</w:t>
+      </w:r>
+    </w:p>
+    <w:p>
+      <w:r>
+        <w:t>P.C: {{</w:t>
+      </w:r>
+      <w:proofErr w:type="spellStart"/>
+      <w:r>
+        <w:t>postal_code</w:t>
+      </w:r>
+      <w:proofErr w:type="spellEnd"/>
+      <w:r>
+        <w:t>}}</w:t>
+      </w:r>
+    </w:p>
+    <w:p>
+      <w:r>
+        <w:t>City: {{</w:t>
+      </w:r>
+      <w:r>
+        <w:t>city}</w:t>
+      </w:r>
       <w:r>
         <w:t>}</w:t>
       </w:r>
     </w:p>
-    <w:p>
-      <w:r>
-        <w:t xml:space="preserve">Name: </w:t>
-      </w:r>
-      <w:proofErr w:type="gramStart"/>
-      <w:r>
-        <w:t>{{ name</w:t>
-      </w:r>
-      <w:proofErr w:type="gramEnd"/>
-      <w:r>
-        <w:t xml:space="preserve"> }}</w:t>
-      </w:r>
-    </w:p>
-    <w:p>
-      <w:r>
-        <w:t xml:space="preserve">Father’s Name: </w:t>
-      </w:r>
-      <w:proofErr w:type="gramStart"/>
-      <w:r>
-        <w:t xml:space="preserve">{{ </w:t>
-      </w:r>
-      <w:proofErr w:type="spellStart"/>
-      <w:r>
-        <w:t>fathers</w:t>
-      </w:r>
-      <w:proofErr w:type="gramEnd"/>
-      <w:r>
-        <w:t>_</w:t>
-      </w:r>
-      <w:proofErr w:type="gramStart"/>
-      <w:r>
-        <w:t>name</w:t>
-      </w:r>
-      <w:proofErr w:type="spellEnd"/>
-      <w:r>
-        <w:t xml:space="preserve"> }</w:t>
-      </w:r>
-      <w:proofErr w:type="gramEnd"/>
-      <w:r>
-        <w:t>}</w:t>
-      </w:r>
-    </w:p>
-    <w:p>
-      <w:r>
-        <w:t xml:space="preserve">Registration Number: </w:t>
-      </w:r>
-      <w:proofErr w:type="gramStart"/>
-      <w:r>
-        <w:t xml:space="preserve">{{ </w:t>
-      </w:r>
-      <w:proofErr w:type="spellStart"/>
-      <w:r>
-        <w:t>registration</w:t>
-      </w:r>
-      <w:proofErr w:type="gramEnd"/>
-      <w:r>
-        <w:t>_</w:t>
-      </w:r>
-      <w:proofErr w:type="gramStart"/>
-      <w:r>
-        <w:t>number</w:t>
-      </w:r>
-      <w:proofErr w:type="spellEnd"/>
-      <w:r>
-        <w:t xml:space="preserve"> }</w:t>
-      </w:r>
-      <w:proofErr w:type="gramEnd"/>
-      <w:r>
-        <w:t>}</w:t>
-      </w:r>
-    </w:p>
     <w:p/>
     <w:p>
       <w:r>
-        <w:t>Home Address:</w:t>
-      </w:r>
-    </w:p>
-    <w:p>
-      <w:r>
-        <w:t xml:space="preserve">Street Address: </w:t>
-      </w:r>
-      <w:proofErr w:type="gramStart"/>
-      <w:r>
-        <w:t xml:space="preserve">{{ </w:t>
-      </w:r>
-      <w:proofErr w:type="spellStart"/>
-      <w:r>
-        <w:t>street</w:t>
-      </w:r>
-      <w:proofErr w:type="gramEnd"/>
-      <w:r>
-        <w:t>_and_</w:t>
-      </w:r>
-      <w:proofErr w:type="gramStart"/>
-      <w:r>
-        <w:t>number</w:t>
-      </w:r>
-      <w:proofErr w:type="spellEnd"/>
-      <w:r>
-        <w:t xml:space="preserve"> }</w:t>
-      </w:r>
-      <w:proofErr w:type="gramEnd"/>
-      <w:r>
-        <w:t>}</w:t>
-      </w:r>
-    </w:p>
-    <w:p>
-      <w:r>
-        <w:t xml:space="preserve">P.C: </w:t>
-      </w:r>
-      <w:proofErr w:type="gramStart"/>
-      <w:r>
-        <w:t xml:space="preserve">{{ </w:t>
-      </w:r>
-      <w:proofErr w:type="spellStart"/>
-      <w:r>
-        <w:t>postal</w:t>
-      </w:r>
-      <w:proofErr w:type="gramEnd"/>
-      <w:r>
-        <w:t>_</w:t>
-      </w:r>
-      <w:proofErr w:type="gramStart"/>
-      <w:r>
-        <w:t>code</w:t>
-      </w:r>
-      <w:proofErr w:type="spellEnd"/>
-      <w:r>
-        <w:t xml:space="preserve"> }</w:t>
-      </w:r>
-      <w:proofErr w:type="gramEnd"/>
-      <w:r>
-        <w:t>}</w:t>
-      </w:r>
-    </w:p>
-    <w:p>
-      <w:r>
-        <w:t xml:space="preserve">City: </w:t>
-      </w:r>
-      <w:proofErr w:type="gramStart"/>
-      <w:r>
-        <w:t>{{ city</w:t>
-      </w:r>
-      <w:proofErr w:type="gramEnd"/>
-      <w:r>
-        <w:t xml:space="preserve"> }}</w:t>
-      </w:r>
-    </w:p>
-    <w:p/>
-    <w:p>
-      <w:r>
-        <w:t xml:space="preserve">Phone: </w:t>
-      </w:r>
-      <w:proofErr w:type="gramStart"/>
-      <w:r>
-        <w:t>{{ phone</w:t>
-      </w:r>
-      <w:proofErr w:type="gramEnd"/>
-      <w:r>
-        <w:t xml:space="preserve"> }}</w:t>
-      </w:r>
-    </w:p>
-    <w:p>
-      <w:r>
-        <w:t xml:space="preserve">Cell Phone: </w:t>
-      </w:r>
-      <w:proofErr w:type="gramStart"/>
-      <w:r>
-        <w:t>{{ phone</w:t>
-      </w:r>
-      <w:proofErr w:type="gramEnd"/>
-      <w:r>
-        <w:t xml:space="preserve"> }}</w:t>
+        <w:t>Phone: {{</w:t>
+      </w:r>
+      <w:r>
+        <w:t>phone</w:t>
+      </w:r>
+      <w:r>
+        <w:t>}}</w:t>
+      </w:r>
+    </w:p>
+    <w:p>
+      <w:r>
+        <w:t>email</w:t>
+      </w:r>
+      <w:r>
+        <w:t>: {</w:t>
+      </w:r>
+      <w:r>
+        <w:t>{email</w:t>
+      </w:r>
+      <w:r>
+        <w:t>}}</w:t>
       </w:r>
     </w:p>
     <w:p/>
@@ -264,29 +177,16 @@
       </w:r>
     </w:p>
     <w:p>
-      <w:proofErr w:type="gramStart"/>
-      <w:r>
-        <w:t xml:space="preserve">{{ </w:t>
+      <w:r>
+        <w:t>{{</w:t>
       </w:r>
       <w:proofErr w:type="spellStart"/>
       <w:r>
-        <w:t>professors</w:t>
-      </w:r>
-      <w:proofErr w:type="gramEnd"/>
-      <w:r>
-        <w:t>_full_</w:t>
-      </w:r>
-      <w:proofErr w:type="gramStart"/>
-      <w:r>
-        <w:t>name</w:t>
+        <w:t>professors_name</w:t>
       </w:r>
       <w:proofErr w:type="spellEnd"/>
       <w:r>
-        <w:t xml:space="preserve"> }</w:t>
-      </w:r>
-      <w:proofErr w:type="gramEnd"/>
-      <w:r>
-        <w:t>}</w:t>
+        <w:t>}}</w:t>
       </w:r>
     </w:p>
     <w:p/>
@@ -355,137 +255,107 @@
           <w:lang w:val="en-US"/>
         </w:rPr>
       </w:pPr>
+      <w:r>
+        <w:t>{{</w:t>
+      </w:r>
+      <w:proofErr w:type="spellStart"/>
+      <w:r>
+        <w:t>thesis_topic</w:t>
+      </w:r>
+      <w:proofErr w:type="spellEnd"/>
       <w:proofErr w:type="gramStart"/>
       <w:r>
-        <w:t xml:space="preserve">{{ </w:t>
+        <w:t>}}</w:t>
+      </w:r>
+      <w:r>
+        <w:t>…</w:t>
+      </w:r>
+      <w:proofErr w:type="gramEnd"/>
+      <w:r>
+        <w:rPr>
+          <w:lang w:val="en-US"/>
+        </w:rPr>
+        <w:t>.</w:t>
+      </w:r>
+      <w:r>
+        <w:t>…………………………………… ……………………………………………………………………………………………………………………………………………………………………………………………………………………………………………………………………………………………………………………………………………………………………………………………………………………………………………………………………………………………………………………………………………………</w:t>
+      </w:r>
+    </w:p>
+    <w:p>
+      <w:pPr>
+        <w:pStyle w:val="NoSpacing"/>
+        <w:rPr>
+          <w:lang w:val="en-US"/>
+        </w:rPr>
+      </w:pPr>
+    </w:p>
+    <w:p>
+      <w:pPr>
+        <w:pStyle w:val="NoSpacing"/>
+        <w:rPr>
+          <w:lang w:val="en-US"/>
+        </w:rPr>
+      </w:pPr>
+    </w:p>
+    <w:p>
+      <w:pPr>
+        <w:pStyle w:val="NoSpacing"/>
+        <w:rPr>
+          <w:lang w:val="en-US"/>
+        </w:rPr>
+      </w:pPr>
+    </w:p>
+    <w:p>
+      <w:pPr>
+        <w:pStyle w:val="NoSpacing"/>
+        <w:rPr>
+          <w:lang w:val="en-US"/>
+        </w:rPr>
+      </w:pPr>
+    </w:p>
+    <w:p>
+      <w:pPr>
+        <w:pStyle w:val="NoSpacing"/>
+        <w:rPr>
+          <w:lang w:val="en-US"/>
+        </w:rPr>
+      </w:pPr>
+    </w:p>
+    <w:p>
+      <w:pPr>
+        <w:pStyle w:val="NoSpacing"/>
+        <w:rPr>
+          <w:lang w:val="en-US"/>
+        </w:rPr>
+      </w:pPr>
+    </w:p>
+    <w:p>
+      <w:pPr>
+        <w:pStyle w:val="NoSpacing"/>
+        <w:rPr>
+          <w:lang w:val="en-US"/>
+        </w:rPr>
+      </w:pPr>
+    </w:p>
+    <w:p>
+      <w:r>
+        <w:t>Supervised by</w:t>
+      </w:r>
+    </w:p>
+    <w:p>
+      <w:r>
+        <w:t>Professor: {{</w:t>
       </w:r>
       <w:proofErr w:type="spellStart"/>
       <w:r>
-        <w:t>thesis</w:t>
-      </w:r>
-      <w:proofErr w:type="gramEnd"/>
-      <w:r>
-        <w:t>_</w:t>
-      </w:r>
-      <w:proofErr w:type="gramStart"/>
-      <w:r>
-        <w:t>topic</w:t>
+        <w:t>professors</w:t>
+      </w:r>
+      <w:r>
+        <w:t>_name</w:t>
       </w:r>
       <w:proofErr w:type="spellEnd"/>
       <w:r>
-        <w:t xml:space="preserve"> }}</w:t>
-      </w:r>
-      <w:r>
-        <w:rPr>
-          <w:lang w:val="el-GR"/>
-        </w:rPr>
-        <w:t>…</w:t>
-      </w:r>
-      <w:proofErr w:type="gramEnd"/>
-      <w:r>
-        <w:rPr>
-          <w:lang w:val="en-US"/>
-        </w:rPr>
-        <w:t>.</w:t>
-      </w:r>
-      <w:r>
-        <w:rPr>
-          <w:lang w:val="el-GR"/>
-        </w:rPr>
-        <w:t>…………………………………… ……………………………………………………………………………………………………………………………………………………………………………………………………………………………………………………………………………………………………………………………………………………………………………………………………………………………………………………………………………………………………………………………………………………</w:t>
-      </w:r>
-    </w:p>
-    <w:p>
-      <w:pPr>
-        <w:pStyle w:val="NoSpacing"/>
-        <w:rPr>
-          <w:lang w:val="en-US"/>
-        </w:rPr>
-      </w:pPr>
-    </w:p>
-    <w:p>
-      <w:pPr>
-        <w:pStyle w:val="NoSpacing"/>
-        <w:rPr>
-          <w:lang w:val="en-US"/>
-        </w:rPr>
-      </w:pPr>
-    </w:p>
-    <w:p>
-      <w:pPr>
-        <w:pStyle w:val="NoSpacing"/>
-        <w:rPr>
-          <w:lang w:val="en-US"/>
-        </w:rPr>
-      </w:pPr>
-    </w:p>
-    <w:p>
-      <w:pPr>
-        <w:pStyle w:val="NoSpacing"/>
-        <w:rPr>
-          <w:lang w:val="en-US"/>
-        </w:rPr>
-      </w:pPr>
-    </w:p>
-    <w:p>
-      <w:pPr>
-        <w:pStyle w:val="NoSpacing"/>
-        <w:rPr>
-          <w:lang w:val="en-US"/>
-        </w:rPr>
-      </w:pPr>
-    </w:p>
-    <w:p>
-      <w:pPr>
-        <w:pStyle w:val="NoSpacing"/>
-        <w:rPr>
-          <w:lang w:val="en-US"/>
-        </w:rPr>
-      </w:pPr>
-    </w:p>
-    <w:p>
-      <w:pPr>
-        <w:pStyle w:val="NoSpacing"/>
-        <w:rPr>
-          <w:lang w:val="en-US"/>
-        </w:rPr>
-      </w:pPr>
-    </w:p>
-    <w:p>
-      <w:r>
-        <w:t>Supervised by</w:t>
-      </w:r>
-    </w:p>
-    <w:p>
-      <w:r>
-        <w:t>Professor:</w:t>
-      </w:r>
-      <w:r>
-        <w:t xml:space="preserve"> </w:t>
-      </w:r>
-      <w:proofErr w:type="gramStart"/>
-      <w:r>
-        <w:t xml:space="preserve">{{ </w:t>
-      </w:r>
-      <w:proofErr w:type="spellStart"/>
-      <w:r>
-        <w:t>professors</w:t>
-      </w:r>
-      <w:proofErr w:type="gramEnd"/>
-      <w:r>
-        <w:t>_full_</w:t>
-      </w:r>
-      <w:proofErr w:type="gramStart"/>
-      <w:r>
-        <w:t>name</w:t>
-      </w:r>
-      <w:proofErr w:type="spellEnd"/>
-      <w:r>
-        <w:t xml:space="preserve"> }</w:t>
-      </w:r>
-      <w:proofErr w:type="gramEnd"/>
-      <w:r>
-        <w:t>}</w:t>
+        <w:t>}}</w:t>
       </w:r>
     </w:p>
     <w:p/>
@@ -494,31 +364,7 @@
         <w:jc w:val="center"/>
       </w:pPr>
       <w:r>
-        <w:t xml:space="preserve">Lamia </w:t>
-      </w:r>
-      <w:proofErr w:type="gramStart"/>
-      <w:r>
-        <w:t>{{ day</w:t>
-      </w:r>
-      <w:proofErr w:type="gramEnd"/>
-      <w:r>
-        <w:t xml:space="preserve"> }}</w:t>
-      </w:r>
-      <w:proofErr w:type="gramStart"/>
-      <w:r>
-        <w:t>/{{ month</w:t>
-      </w:r>
-      <w:proofErr w:type="gramEnd"/>
-      <w:r>
-        <w:t xml:space="preserve"> }}</w:t>
-      </w:r>
-      <w:proofErr w:type="gramStart"/>
-      <w:r>
-        <w:t>/{{ year</w:t>
-      </w:r>
-      <w:proofErr w:type="gramEnd"/>
-      <w:r>
-        <w:t xml:space="preserve"> }}</w:t>
+        <w:t>Lamia {{day}}/{{month}}/{{year}}</w:t>
       </w:r>
     </w:p>
     <w:p>
